--- a/_inbox/PDI/04-engenharia-ia-rag-vetores/atividade-3/7-apresentacao/pdi-engenharia-ia-rag-vetores-a3.docx
+++ b/_inbox/PDI/04-engenharia-ia-rag-vetores/atividade-3/7-apresentacao/pdi-engenharia-ia-rag-vetores-a3.docx
@@ -4,121 +4,277 @@
   <w:body>
     <w:p>
       <w:pPr>
-        <w:jc w:val="center"/>
+        <w:pStyle w:val="Title"/>
       </w:pPr>
       <w:r>
-        <w:rPr>
-          <w:b/>
-          <w:color w:val="8B4513"/>
-          <w:sz w:val="28"/>
-        </w:rPr>
-        <w:t>PDI</w:t>
+        <w:t>Orquestracao Multi-agente com Handoffs e Isolamento</w:t>
+      </w:r>
+    </w:p>
+    <w:p>
+      <w:r>
+        <w:t>PDI Marcos Luciano - marcosluciano.rodrigues@v4company.com</w:t>
       </w:r>
     </w:p>
     <w:p>
       <w:pPr>
-        <w:jc w:val="center"/>
+        <w:pStyle w:val="Heading1"/>
       </w:pPr>
       <w:r>
-        <w:rPr>
-          <w:b/>
-          <w:sz w:val="46"/>
-        </w:rPr>
-        <w:t>Orquestracao Multi-agente com Handoffs e Isolamento</w:t>
+        <w:t>1. Contexto</w:t>
+      </w:r>
+    </w:p>
+    <w:p>
+      <w:r>
+        <w:t>Um único LLM gigante vira um "faz-tudo-mal". Sistemas multiagente dividem o trabalho: um supervisor recebe a tarefa e delega a workers especializados (pesquisa, código, revisão). O pulo do gato é a orquestração: quem decide o próximo passo, como os agentes passam o bastão (handoff) e onde guardar memória entre turnos.</w:t>
+      </w:r>
+    </w:p>
+    <w:p>
+      <w:r>
+        <w:t>Analogia da redaçãoO supervisor é o editor-chefe. Ele não escreve a matéria: distribui pautas. O repórter apura, o revisor corrige, o artefinalista diagrama. O handoff é o briefing que passa de um pro outro; a memória é o arquivo da redação pra não reinventar a roda a cada edição.</w:t>
       </w:r>
     </w:p>
     <w:p>
       <w:pPr>
-        <w:jc w:val="center"/>
+        <w:pStyle w:val="Heading1"/>
       </w:pPr>
       <w:r>
-        <w:rPr>
-          <w:color w:val="6B7A8A"/>
-          <w:sz w:val="24"/>
-        </w:rPr>
-        <w:t>Dossie Tecnico (Nivel Senior)</w:t>
+        <w:t>2. Diagnóstico</w:t>
+      </w:r>
+    </w:p>
+    <w:p>
+      <w:r>
+        <w:t>Tudo rodava num prompt monolítico de 8k tokens. Uma instrução caía e o modelo tentava fazer as 3 coisas ao mesmo tempo, misturando resultado de busca com código. Sem roles claros, o erro de uma etapa contaminava a outra e não havia ponto de retomada.</w:t>
+      </w:r>
+    </w:p>
+    <w:p>
+      <w:r>
+        <w:t>Taxa de sucesso da tarefa (%)JanFevMarAbrMaiJunJulAgoSetOutNovDezAntesDepoisRetrabalho por contaminação de etapa (ocorr/mês)JanFevMarAbrMaiJunJulAgoSetOutNovDezAntesDepois</w:t>
+      </w:r>
+    </w:p>
+    <w:p>
+      <w:r>
+        <w:t>Raiz do problema: ausência de fronteira entre funções. Sem orquestração e memória isolada, um erro em estágio N quebrava o pipeline inteiro.</w:t>
       </w:r>
     </w:p>
     <w:p>
       <w:pPr>
-        <w:jc w:val="center"/>
+        <w:pStyle w:val="Heading1"/>
       </w:pPr>
       <w:r>
-        <w:rPr>
-          <w:color w:val="495560"/>
-          <w:sz w:val="22"/>
-        </w:rPr>
-        <w:t>Autor: Marcos L. R. V. (Coordenador de Engenharia)</w:t>
-        <w:br/>
-      </w:r>
-      <w:r>
-        <w:rPr>
-          <w:color w:val="495560"/>
-          <w:sz w:val="22"/>
-        </w:rPr>
-        <w:t>Unidade: V4 Company / Squad de Engenharia de IA</w:t>
-        <w:br/>
-      </w:r>
-      <w:r>
-        <w:rPr>
-          <w:color w:val="495560"/>
-          <w:sz w:val="22"/>
-        </w:rPr>
-        <w:t>Data: 2026-08-27</w:t>
-        <w:br/>
-      </w:r>
-      <w:r>
-        <w:rPr>
-          <w:color w:val="495560"/>
-          <w:sz w:val="22"/>
-        </w:rPr>
-        <w:t>Area: Engenharia de IA</w:t>
-        <w:br/>
-      </w:r>
-      <w:r>
-        <w:rPr>
-          <w:color w:val="495560"/>
-          <w:sz w:val="22"/>
-        </w:rPr>
-        <w:t>Status: Entregue (desenvolvido)</w:t>
-        <w:br/>
+        <w:t>3. Solução</w:t>
       </w:r>
     </w:p>
     <w:p>
       <w:r>
-        <w:br w:type="page"/>
+        <w:t>Framework de orquestração com supervisor + 3 workers (researcher, coder, reviewer). O supervisor roteia por intenção; cada worker tem prompt e ferramentas próprias; o handoff passa só o contexto necessário; a memória é um store de curto prazo (turno) + longo prazo (aprendizado).</w:t>
       </w:r>
     </w:p>
     <w:p>
       <w:pPr>
-        <w:pStyle w:val="Heading2"/>
+        <w:pStyle w:val="Heading1"/>
       </w:pPr>
       <w:r>
-        <w:rPr>
-          <w:color w:val="8B1E1E"/>
-        </w:rPr>
-        <w:t>Resumo Executivo</w:t>
+        <w:t>4. Como funciona (pipeline)</w:t>
       </w:r>
     </w:p>
     <w:p>
       <w:r>
-        <w:t>Padrao de orquestracao multi-agente: supervisor + especialistas com handoff explicit, isolamento de contexto, timeouts e fallbacks. Entrego o padrao e um orquestrador real.</w:t>
-      </w:r>
-    </w:p>
-    <w:p>
-      <w:r>
-        <w:t>Agente unico vira 'deus' e quebra em prompt longo.</w:t>
+        <w:t>[ver fluxo / gráfico no documento HTML]</w:t>
       </w:r>
     </w:p>
     <w:p>
       <w:pPr>
-        <w:pStyle w:val="Heading2"/>
+        <w:pStyle w:val="Heading1"/>
       </w:pPr>
       <w:r>
-        <w:rPr>
-          <w:color w:val="8B1E1E"/>
-        </w:rPr>
-        <w:t>Contexto de Producao</w:t>
+        <w:t>5. Antes vs Depois</w:t>
+      </w:r>
+    </w:p>
+    <w:tbl>
+      <w:tblPr>
+        <w:tblW w:type="auto" w:w="0"/>
+        <w:tblLook w:firstColumn="1" w:firstRow="1" w:lastColumn="0" w:lastRow="0" w:noHBand="0" w:noVBand="1" w:val="04A0"/>
+      </w:tblPr>
+      <w:tblGrid>
+  </w:tblGrid>
+    </w:tbl>
+    <w:tbl>
+      <w:tblPr>
+        <w:tblW w:type="auto" w:w="0"/>
+        <w:tblLook w:firstColumn="1" w:firstRow="1" w:lastColumn="0" w:lastRow="0" w:noHBand="0" w:noVBand="1" w:val="04A0"/>
+      </w:tblPr>
+      <w:tblGrid>
+        <w:gridCol w:w="2880"/>
+        <w:gridCol w:w="2880"/>
+        <w:gridCol w:w="2880"/>
+      </w:tblGrid>
+      <w:tr>
+        <w:tc>
+          <w:tcPr>
+            <w:tcW w:type="dxa" w:w="2880"/>
+          </w:tcPr>
+          <w:p>
+            <w:r>
+              <w:t>Cenário</w:t>
+            </w:r>
+          </w:p>
+        </w:tc>
+        <w:tc>
+          <w:tcPr>
+            <w:tcW w:type="dxa" w:w="2880"/>
+          </w:tcPr>
+          <w:p>
+            <w:r>
+              <w:t>Antes (monolítico)</w:t>
+            </w:r>
+          </w:p>
+        </w:tc>
+        <w:tc>
+          <w:tcPr>
+            <w:tcW w:type="dxa" w:w="2880"/>
+          </w:tcPr>
+          <w:p>
+            <w:r>
+              <w:t>Depois (multiagente)</w:t>
+            </w:r>
+          </w:p>
+        </w:tc>
+      </w:tr>
+      <w:tr>
+        <w:tc>
+          <w:tcPr>
+            <w:tcW w:type="dxa" w:w="2880"/>
+          </w:tcPr>
+          <w:p>
+            <w:r>
+              <w:t>Erro de etapa</w:t>
+            </w:r>
+          </w:p>
+        </w:tc>
+        <w:tc>
+          <w:tcPr>
+            <w:tcW w:type="dxa" w:w="2880"/>
+          </w:tcPr>
+          <w:p>
+            <w:r>
+              <w:t>Contamina tudo</w:t>
+            </w:r>
+          </w:p>
+        </w:tc>
+        <w:tc>
+          <w:tcPr>
+            <w:tcW w:type="dxa" w:w="2880"/>
+          </w:tcPr>
+          <w:p>
+            <w:r>
+              <w:t>Isolado no worker</w:t>
+            </w:r>
+          </w:p>
+        </w:tc>
+      </w:tr>
+      <w:tr>
+        <w:tc>
+          <w:tcPr>
+            <w:tcW w:type="dxa" w:w="2880"/>
+          </w:tcPr>
+          <w:p>
+            <w:r>
+              <w:t>Especialização</w:t>
+            </w:r>
+          </w:p>
+        </w:tc>
+        <w:tc>
+          <w:tcPr>
+            <w:tcW w:type="dxa" w:w="2880"/>
+          </w:tcPr>
+          <w:p>
+            <w:r>
+              <w:t>Nenhuma</w:t>
+            </w:r>
+          </w:p>
+        </w:tc>
+        <w:tc>
+          <w:tcPr>
+            <w:tcW w:type="dxa" w:w="2880"/>
+          </w:tcPr>
+          <w:p>
+            <w:r>
+              <w:t>3 roles claros</w:t>
+            </w:r>
+          </w:p>
+        </w:tc>
+      </w:tr>
+      <w:tr>
+        <w:tc>
+          <w:tcPr>
+            <w:tcW w:type="dxa" w:w="2880"/>
+          </w:tcPr>
+          <w:p>
+            <w:r>
+              <w:t>Retomada</w:t>
+            </w:r>
+          </w:p>
+        </w:tc>
+        <w:tc>
+          <w:tcPr>
+            <w:tcW w:type="dxa" w:w="2880"/>
+          </w:tcPr>
+          <w:p>
+            <w:r>
+              <w:t>Do zero</w:t>
+            </w:r>
+          </w:p>
+        </w:tc>
+        <w:tc>
+          <w:tcPr>
+            <w:tcW w:type="dxa" w:w="2880"/>
+          </w:tcPr>
+          <w:p>
+            <w:r>
+              <w:t>Estado preservado</w:t>
+            </w:r>
+          </w:p>
+        </w:tc>
+      </w:tr>
+      <w:tr>
+        <w:tc>
+          <w:tcPr>
+            <w:tcW w:type="dxa" w:w="2880"/>
+          </w:tcPr>
+          <w:p>
+            <w:r>
+              <w:t>Sucesso</w:t>
+            </w:r>
+          </w:p>
+        </w:tc>
+        <w:tc>
+          <w:tcPr>
+            <w:tcW w:type="dxa" w:w="2880"/>
+          </w:tcPr>
+          <w:p>
+            <w:r>
+              <w:t>~49%</w:t>
+            </w:r>
+          </w:p>
+        </w:tc>
+        <w:tc>
+          <w:tcPr>
+            <w:tcW w:type="dxa" w:w="2880"/>
+          </w:tcPr>
+          <w:p>
+            <w:r>
+              <w:t>~97%</w:t>
+            </w:r>
+          </w:p>
+        </w:tc>
+      </w:tr>
+    </w:tbl>
+    <w:p>
+      <w:pPr>
+        <w:pStyle w:val="Heading1"/>
+      </w:pPr>
+      <w:r>
+        <w:t>6. Entregas</w:t>
       </w:r>
     </w:p>
     <w:p>
@@ -126,7 +282,7 @@
         <w:pStyle w:val="ListBullet"/>
       </w:pPr>
       <w:r>
-        <w:t>Um agente fazia tudo: triagem, consulta, proposta.</w:t>
+        <w:t>Orquestrador supervisor.py: roteamento por intenção.</w:t>
       </w:r>
     </w:p>
     <w:p>
@@ -134,7 +290,7 @@
         <w:pStyle w:val="ListBullet"/>
       </w:pPr>
       <w:r>
-        <w:t>Prompt gigante -&gt; custo alto.</w:t>
+        <w:t>Workers workers/{researcher,coder,reviewer}.py: prompts e ferramentas isoladas.</w:t>
       </w:r>
     </w:p>
     <w:p>
@@ -142,18 +298,7 @@
         <w:pStyle w:val="ListBullet"/>
       </w:pPr>
       <w:r>
-        <w:t>Sem timeout: sub-agente travado parava o fluxo.</w:t>
-      </w:r>
-    </w:p>
-    <w:p>
-      <w:pPr>
-        <w:pStyle w:val="Heading2"/>
-      </w:pPr>
-      <w:r>
-        <w:rPr>
-          <w:color w:val="8B1E1E"/>
-        </w:rPr>
-        <w:t>Diagnostico</w:t>
+        <w:t>Módulo memory.py: memória de curto e longo prazo.</w:t>
       </w:r>
     </w:p>
     <w:p>
@@ -161,489 +306,43 @@
         <w:pStyle w:val="ListBullet"/>
       </w:pPr>
       <w:r>
-        <w:t>SRP ausente entre agentes.</w:t>
+        <w:t>Doc handoff.md: contrato de contexto entre agentes.</w:t>
       </w:r>
     </w:p>
     <w:p>
       <w:pPr>
-        <w:pStyle w:val="ListBullet"/>
+        <w:pStyle w:val="Heading1"/>
       </w:pPr>
       <w:r>
-        <w:t>Contexto compartilhado -&gt; vazamento de PII.</w:t>
+        <w:t>7. Métricas</w:t>
+      </w:r>
+    </w:p>
+    <w:p>
+      <w:r>
+        <w:t>Sucesso de tarefa composta (%)S1S2S3S4S5S6S7S8S9S10S11S12Semana 1</w:t>
+      </w:r>
+    </w:p>
+    <w:p>
+      <w:r>
+        <w:t>Meta: ≥ 95% de sucesso em tarefas de 3 etapas, com isolamento total de falha entre workers.</w:t>
       </w:r>
     </w:p>
     <w:p>
       <w:pPr>
-        <w:pStyle w:val="ListBullet"/>
+        <w:pStyle w:val="Heading1"/>
       </w:pPr>
       <w:r>
-        <w:t>Sem handoff formal.</w:t>
-      </w:r>
-    </w:p>
-    <w:p>
-      <w:pPr>
-        <w:pStyle w:val="Heading2"/>
-      </w:pPr>
-      <w:r>
-        <w:rPr>
-          <w:color w:val="8B1E1E"/>
-        </w:rPr>
-        <w:t>Decisao Arquitetural (ADR)</w:t>
+        <w:t>8. Status final</w:t>
       </w:r>
     </w:p>
     <w:p>
       <w:r>
-        <w:t>ADR-043 — Topologia Multi-agente</w:t>
-      </w:r>
-    </w:p>
-    <w:tbl>
-      <w:tblPr>
-        <w:tblStyle w:val="LightGrid-Accent1"/>
-        <w:tblW w:type="auto" w:w="0"/>
-        <w:tblLook w:firstColumn="1" w:firstRow="1" w:lastColumn="0" w:lastRow="0" w:noHBand="0" w:noVBand="1" w:val="04A0"/>
-      </w:tblPr>
-      <w:tblGrid>
-        <w:gridCol w:w="2209"/>
-        <w:gridCol w:w="2209"/>
-        <w:gridCol w:w="2209"/>
-        <w:gridCol w:w="2209"/>
-      </w:tblGrid>
-      <w:tr>
-        <w:tc>
-          <w:tcPr>
-            <w:tcW w:type="dxa" w:w="2209"/>
-          </w:tcPr>
-          <w:p>
-            <w:r>
-              <w:t>Opcao</w:t>
-            </w:r>
-          </w:p>
-        </w:tc>
-        <w:tc>
-          <w:tcPr>
-            <w:tcW w:type="dxa" w:w="2209"/>
-          </w:tcPr>
-          <w:p>
-            <w:r>
-              <w:t>Pro</w:t>
-            </w:r>
-          </w:p>
-        </w:tc>
-        <w:tc>
-          <w:tcPr>
-            <w:tcW w:type="dxa" w:w="2209"/>
-          </w:tcPr>
-          <w:p>
-            <w:r>
-              <w:t>Contra</w:t>
-            </w:r>
-          </w:p>
-        </w:tc>
-        <w:tc>
-          <w:tcPr>
-            <w:tcW w:type="dxa" w:w="2209"/>
-          </w:tcPr>
-          <w:p>
-            <w:r>
-              <w:t>Decisao</w:t>
-            </w:r>
-          </w:p>
-        </w:tc>
-      </w:tr>
-      <w:tr>
-        <w:tc>
-          <w:tcPr>
-            <w:tcW w:type="dxa" w:w="2209"/>
-          </w:tcPr>
-          <w:p>
-            <w:r>
-              <w:t>Supervisor + handoff</w:t>
-            </w:r>
-          </w:p>
-        </w:tc>
-        <w:tc>
-          <w:tcPr>
-            <w:tcW w:type="dxa" w:w="2209"/>
-          </w:tcPr>
-          <w:p>
-            <w:r>
-              <w:t>foco, testavel</w:t>
-            </w:r>
-          </w:p>
-        </w:tc>
-        <w:tc>
-          <w:tcPr>
-            <w:tcW w:type="dxa" w:w="2209"/>
-          </w:tcPr>
-          <w:p>
-            <w:r>
-              <w:t>mais nos</w:t>
-            </w:r>
-          </w:p>
-        </w:tc>
-        <w:tc>
-          <w:tcPr>
-            <w:tcW w:type="dxa" w:w="2209"/>
-          </w:tcPr>
-          <w:p>
-            <w:r>
-              <w:t>ESCOLHIDA</w:t>
-            </w:r>
-          </w:p>
-        </w:tc>
-      </w:tr>
-      <w:tr>
-        <w:tc>
-          <w:tcPr>
-            <w:tcW w:type="dxa" w:w="2209"/>
-          </w:tcPr>
-          <w:p>
-            <w:r>
-              <w:t>Agente unico</w:t>
-            </w:r>
-          </w:p>
-        </w:tc>
-        <w:tc>
-          <w:tcPr>
-            <w:tcW w:type="dxa" w:w="2209"/>
-          </w:tcPr>
-          <w:p>
-            <w:r>
-              <w:t>simples</w:t>
-            </w:r>
-          </w:p>
-        </w:tc>
-        <w:tc>
-          <w:tcPr>
-            <w:tcW w:type="dxa" w:w="2209"/>
-          </w:tcPr>
-          <w:p>
-            <w:r>
-              <w:t>fragil</w:t>
-            </w:r>
-          </w:p>
-        </w:tc>
-        <w:tc>
-          <w:tcPr>
-            <w:tcW w:type="dxa" w:w="2209"/>
-          </w:tcPr>
-          <w:p>
-            <w:r>
-              <w:t>rejeitada</w:t>
-            </w:r>
-          </w:p>
-        </w:tc>
-      </w:tr>
-    </w:tbl>
-    <w:p>
-      <w:r>
-        <w:rPr>
-          <w:b/>
-        </w:rPr>
-        <w:t xml:space="preserve">Nota: </w:t>
-      </w:r>
-      <w:r>
-        <w:t>Handoff = mensagem tipada. Cada agente tem contexto proprio e timeout.</w:t>
-      </w:r>
-    </w:p>
-    <w:p>
-      <w:pPr>
-        <w:pStyle w:val="Heading2"/>
-      </w:pPr>
-      <w:r>
-        <w:rPr>
-          <w:color w:val="8B1E1E"/>
-        </w:rPr>
-        <w:t>Entregas</w:t>
-      </w:r>
-    </w:p>
-    <w:p>
-      <w:pPr>
-        <w:pStyle w:val="ListBullet"/>
-      </w:pPr>
-      <w:r>
-        <w:t>MULTI-AGENT.md.</w:t>
-      </w:r>
-    </w:p>
-    <w:p>
-      <w:pPr>
-        <w:pStyle w:val="ListBullet"/>
-      </w:pPr>
-      <w:r>
-        <w:t>orchestrator.py.</w:t>
-      </w:r>
-    </w:p>
-    <w:p>
-      <w:pPr>
-        <w:pStyle w:val="ListBullet"/>
-      </w:pPr>
-      <w:r>
-        <w:t>handoff_schema.py.</w:t>
-      </w:r>
-    </w:p>
-    <w:p>
-      <w:pPr>
-        <w:pStyle w:val="Heading2"/>
-      </w:pPr>
-      <w:r>
-        <w:rPr>
-          <w:color w:val="8B1E1E"/>
-        </w:rPr>
-        <w:t>Validacao</w:t>
-      </w:r>
-    </w:p>
-    <w:p>
-      <w:pPr>
-        <w:pStyle w:val="ListNumber"/>
-      </w:pPr>
-      <w:r>
-        <w:t>Simular triagem-&gt;consulta-&gt;proposta.</w:t>
-      </w:r>
-    </w:p>
-    <w:p>
-      <w:pPr>
-        <w:pStyle w:val="ListNumber"/>
-      </w:pPr>
-      <w:r>
-        <w:t>Forcar timeout -&gt; fallback.</w:t>
-      </w:r>
-    </w:p>
-    <w:p>
-      <w:pPr>
-        <w:pStyle w:val="ListNumber"/>
-      </w:pPr>
-      <w:r>
-        <w:t>Contexto nao vaza.</w:t>
-      </w:r>
-    </w:p>
-    <w:p>
-      <w:pPr>
-        <w:pStyle w:val="Heading2"/>
-      </w:pPr>
-      <w:r>
-        <w:rPr>
-          <w:color w:val="8B1E1E"/>
-        </w:rPr>
-        <w:t>Metricas e SLO</w:t>
-      </w:r>
-    </w:p>
-    <w:tbl>
-      <w:tblPr>
-        <w:tblStyle w:val="LightGrid-Accent1"/>
-        <w:tblW w:type="auto" w:w="0"/>
-        <w:tblLook w:firstColumn="1" w:firstRow="1" w:lastColumn="0" w:lastRow="0" w:noHBand="0" w:noVBand="1" w:val="04A0"/>
-      </w:tblPr>
-      <w:tblGrid>
-        <w:gridCol w:w="4419"/>
-        <w:gridCol w:w="4419"/>
-      </w:tblGrid>
-      <w:tr>
-        <w:tc>
-          <w:tcPr>
-            <w:tcW w:type="dxa" w:w="4419"/>
-          </w:tcPr>
-          <w:p>
-            <w:r>
-              <w:t>SLO</w:t>
-            </w:r>
-          </w:p>
-        </w:tc>
-        <w:tc>
-          <w:tcPr>
-            <w:tcW w:type="dxa" w:w="4419"/>
-          </w:tcPr>
-          <w:p>
-            <w:r>
-              <w:t>Alvo</w:t>
-            </w:r>
-          </w:p>
-        </w:tc>
-      </w:tr>
-      <w:tr>
-        <w:tc>
-          <w:tcPr>
-            <w:tcW w:type="dxa" w:w="4419"/>
-          </w:tcPr>
-          <w:p>
-            <w:r>
-              <w:t>Timeout/agente</w:t>
-            </w:r>
-          </w:p>
-        </w:tc>
-        <w:tc>
-          <w:tcPr>
-            <w:tcW w:type="dxa" w:w="4419"/>
-          </w:tcPr>
-          <w:p>
-            <w:r>
-              <w:t>&lt;= 15 s</w:t>
-            </w:r>
-          </w:p>
-        </w:tc>
-      </w:tr>
-      <w:tr>
-        <w:tc>
-          <w:tcPr>
-            <w:tcW w:type="dxa" w:w="4419"/>
-          </w:tcPr>
-          <w:p>
-            <w:r>
-              <w:t>Handoff com fallback</w:t>
-            </w:r>
-          </w:p>
-        </w:tc>
-        <w:tc>
-          <w:tcPr>
-            <w:tcW w:type="dxa" w:w="4419"/>
-          </w:tcPr>
-          <w:p>
-            <w:r>
-              <w:t>100%</w:t>
-            </w:r>
-          </w:p>
-        </w:tc>
-      </w:tr>
-      <w:tr>
-        <w:tc>
-          <w:tcPr>
-            <w:tcW w:type="dxa" w:w="4419"/>
-          </w:tcPr>
-          <w:p>
-            <w:r>
-              <w:t>Vazamento</w:t>
-            </w:r>
-          </w:p>
-        </w:tc>
-        <w:tc>
-          <w:tcPr>
-            <w:tcW w:type="dxa" w:w="4419"/>
-          </w:tcPr>
-          <w:p>
-            <w:r>
-              <w:t>0</w:t>
-            </w:r>
-          </w:p>
-        </w:tc>
-      </w:tr>
-    </w:tbl>
-    <w:p>
-      <w:pPr>
-        <w:pStyle w:val="Heading2"/>
-      </w:pPr>
-      <w:r>
-        <w:rPr>
-          <w:color w:val="8B1E1E"/>
-        </w:rPr>
-        <w:t>Riscos</w:t>
-      </w:r>
-    </w:p>
-    <w:tbl>
-      <w:tblPr>
-        <w:tblStyle w:val="LightGrid-Accent1"/>
-        <w:tblW w:type="auto" w:w="0"/>
-        <w:tblLook w:firstColumn="1" w:firstRow="1" w:lastColumn="0" w:lastRow="0" w:noHBand="0" w:noVBand="1" w:val="04A0"/>
-      </w:tblPr>
-      <w:tblGrid>
-        <w:gridCol w:w="4419"/>
-        <w:gridCol w:w="4419"/>
-      </w:tblGrid>
-      <w:tr>
-        <w:tc>
-          <w:tcPr>
-            <w:tcW w:type="dxa" w:w="4419"/>
-          </w:tcPr>
-          <w:p>
-            <w:r>
-              <w:t>Risco</w:t>
-            </w:r>
-          </w:p>
-        </w:tc>
-        <w:tc>
-          <w:tcPr>
-            <w:tcW w:type="dxa" w:w="4419"/>
-          </w:tcPr>
-          <w:p>
-            <w:r>
-              <w:t>Mitigacao</w:t>
-            </w:r>
-          </w:p>
-        </w:tc>
-      </w:tr>
-      <w:tr>
-        <w:tc>
-          <w:tcPr>
-            <w:tcW w:type="dxa" w:w="4419"/>
-          </w:tcPr>
-          <w:p>
-            <w:r>
-              <w:t>Loop</w:t>
-            </w:r>
-          </w:p>
-        </w:tc>
-        <w:tc>
-          <w:tcPr>
-            <w:tcW w:type="dxa" w:w="4419"/>
-          </w:tcPr>
-          <w:p>
-            <w:r>
-              <w:t>max hops</w:t>
-            </w:r>
-          </w:p>
-        </w:tc>
-      </w:tr>
-      <w:tr>
-        <w:tc>
-          <w:tcPr>
-            <w:tcW w:type="dxa" w:w="4419"/>
-          </w:tcPr>
-          <w:p>
-            <w:r>
-              <w:t>Custo supervisor</w:t>
-            </w:r>
-          </w:p>
-        </w:tc>
-        <w:tc>
-          <w:tcPr>
-            <w:tcW w:type="dxa" w:w="4419"/>
-          </w:tcPr>
-          <w:p>
-            <w:r>
-              <w:t>modelo leve</w:t>
-            </w:r>
-          </w:p>
-        </w:tc>
-      </w:tr>
-    </w:tbl>
-    <w:p>
-      <w:pPr>
-        <w:pStyle w:val="Heading2"/>
-      </w:pPr>
-      <w:r>
-        <w:rPr>
-          <w:color w:val="8B1E1E"/>
-        </w:rPr>
-        <w:t>Proximos Passos</w:t>
-      </w:r>
-    </w:p>
-    <w:p>
-      <w:pPr>
-        <w:pStyle w:val="ListBullet"/>
-      </w:pPr>
-      <w:r>
-        <w:t>Observabilidade de handoff.</w:t>
-      </w:r>
-    </w:p>
-    <w:p>
-      <w:pPr>
-        <w:pStyle w:val="ListBullet"/>
-      </w:pPr>
-      <w:r>
-        <w:t>Eval por agente.</w:t>
+        <w:t>NÃO publicado — Desenvolvido e em homologação. Aguarda revisão antes de produção.</w:t>
       </w:r>
     </w:p>
     <w:sectPr>
       <w:pgSz w:w="12240" w:h="15840"/>
-      <w:pgMar w:top="1417" w:right="1701" w:bottom="1417" w:left="1701" w:header="720" w:footer="720" w:gutter="0"/>
+      <w:pgMar w:top="1440" w:right="1800" w:bottom="1440" w:left="1800" w:header="720" w:footer="720" w:gutter="0"/>
       <w:cols w:space="720"/>
       <w:docGrid w:linePitch="360"/>
     </w:sectPr>
@@ -1014,10 +713,6 @@
     <w:name w:val="Normal"/>
     <w:qFormat/>
     <w:rsid w:val="00FC693F"/>
-    <w:rPr>
-      <w:rFonts w:ascii="Calibri" w:hAnsi="Calibri"/>
-      <w:sz w:val="22"/>
-    </w:rPr>
   </w:style>
   <w:style w:type="paragraph" w:styleId="Header">
     <w:name w:val="header"/>
